--- a/2400031810 FSAD Skill - 7.docx
+++ b/2400031810 FSAD Skill - 7.docx
@@ -58,7 +58,10 @@
           <w:sz w:val="28"/>
           <w:szCs w:val="28"/>
         </w:rPr>
-        <w:t>M.PRAVEEN REDDY</w:t>
+        <w:t>S. LALITH ADITYA</w:t>
+      </w:r>
+      <w:r>
+        <w:tab/>
       </w:r>
       <w:r>
         <w:tab/>
@@ -71,7 +74,14 @@
           <w:sz w:val="28"/>
           <w:szCs w:val="28"/>
         </w:rPr>
-        <w:t>2400032662</w:t>
+        <w:t>240003</w:t>
+      </w:r>
+      <w:r>
+        <w:rPr>
+          <w:sz w:val="28"/>
+          <w:szCs w:val="28"/>
+        </w:rPr>
+        <w:t>1810</w:t>
       </w:r>
       <w:r>
         <w:t xml:space="preserve"> </w:t>
@@ -279,6 +289,9 @@
         <w:jc w:val="left"/>
       </w:pPr>
       <w:r>
+        <w:rPr>
+          <w:noProof/>
+        </w:rPr>
         <w:drawing>
           <wp:inline distT="0" distB="0" distL="0" distR="0" wp14:anchorId="5B13ADC8" wp14:editId="16238138">
             <wp:extent cx="3855720" cy="3124884"/>
@@ -330,6 +343,9 @@
     </w:p>
     <w:p>
       <w:r>
+        <w:rPr>
+          <w:noProof/>
+        </w:rPr>
         <w:lastRenderedPageBreak/>
         <w:drawing>
           <wp:inline distT="0" distB="0" distL="0" distR="0" wp14:anchorId="5DC593A6" wp14:editId="1217C514">
@@ -383,6 +399,9 @@
     </w:p>
     <w:p>
       <w:r>
+        <w:rPr>
+          <w:noProof/>
+        </w:rPr>
         <w:drawing>
           <wp:inline distT="0" distB="0" distL="0" distR="0" wp14:anchorId="38F50082" wp14:editId="2F0D8A75">
             <wp:extent cx="3238500" cy="3832523"/>
@@ -420,6 +439,9 @@
         </w:drawing>
       </w:r>
       <w:r>
+        <w:rPr>
+          <w:noProof/>
+        </w:rPr>
         <w:drawing>
           <wp:inline distT="0" distB="0" distL="0" distR="0" wp14:anchorId="5FBC0507" wp14:editId="680A144E">
             <wp:extent cx="3086100" cy="2932581"/>
@@ -518,6 +540,9 @@
     </w:p>
     <w:p>
       <w:r>
+        <w:rPr>
+          <w:noProof/>
+        </w:rPr>
         <w:lastRenderedPageBreak/>
         <w:drawing>
           <wp:inline distT="0" distB="0" distL="0" distR="0" wp14:anchorId="50EF9DC5" wp14:editId="4A5C220D">
@@ -705,22 +730,24 @@
       </w:r>
     </w:p>
     <w:p>
-      <w:hyperlink r:id="rId12" w:history="1">
-        <w:r>
-          <w:rPr>
-            <w:rStyle w:val="Hyperlink"/>
-          </w:rPr>
-          <w:t>PraveenReddy-06/Full-Stack-Lab</w:t>
-        </w:r>
-      </w:hyperlink>
+      <w:pPr>
+        <w:spacing w:after="169" w:line="270" w:lineRule="auto"/>
+        <w:ind w:left="1065" w:firstLine="0"/>
+      </w:pPr>
+      <w:r>
+        <w:t>https://github.com/lalithdev/2400031810-FSAD20252026EVENSEM-SKILL-EXPERIMENTS/tree/main/2400031810%20FSAD%20Skill%20-%207</w:t>
+      </w:r>
+      <w:r>
+        <w:t>.git</w:t>
+      </w:r>
     </w:p>
     <w:p>
       <w:r>
         <w:drawing>
-          <wp:inline distT="0" distB="0" distL="0" distR="0" wp14:anchorId="0C76E2B5" wp14:editId="15E5B983">
-            <wp:extent cx="6645910" cy="2675255"/>
-            <wp:effectExtent l="0" t="0" r="2540" b="0"/>
-            <wp:docPr id="1777087590" name="Picture 1"/>
+          <wp:inline distT="0" distB="0" distL="0" distR="0" wp14:anchorId="021704DE" wp14:editId="30AD47A4">
+            <wp:extent cx="6645910" cy="3209925"/>
+            <wp:effectExtent l="0" t="0" r="2540" b="9525"/>
+            <wp:docPr id="1551632587" name="Picture 1"/>
             <wp:cNvGraphicFramePr>
               <a:graphicFrameLocks xmlns:a="http://schemas.openxmlformats.org/drawingml/2006/main" noChangeAspect="1"/>
             </wp:cNvGraphicFramePr>
@@ -728,11 +755,11 @@
               <a:graphicData uri="http://schemas.openxmlformats.org/drawingml/2006/picture">
                 <pic:pic xmlns:pic="http://schemas.openxmlformats.org/drawingml/2006/picture">
                   <pic:nvPicPr>
-                    <pic:cNvPr id="1777087590" name=""/>
+                    <pic:cNvPr id="1551632587" name=""/>
                     <pic:cNvPicPr/>
                   </pic:nvPicPr>
                   <pic:blipFill>
-                    <a:blip r:embed="rId13"/>
+                    <a:blip r:embed="rId12"/>
                     <a:stretch>
                       <a:fillRect/>
                     </a:stretch>
@@ -740,7 +767,7 @@
                   <pic:spPr>
                     <a:xfrm>
                       <a:off x="0" y="0"/>
-                      <a:ext cx="6645910" cy="2675255"/>
+                      <a:ext cx="6645910" cy="3209925"/>
                     </a:xfrm>
                     <a:prstGeom prst="rect">
                       <a:avLst/>
@@ -1140,6 +1167,7 @@
         <w:jc w:val="left"/>
       </w:pPr>
       <w:r>
+        <w:lastRenderedPageBreak/>
         <w:t xml:space="preserve"> </w:t>
       </w:r>
     </w:p>
@@ -1180,7 +1208,6 @@
         <w:jc w:val="left"/>
       </w:pPr>
       <w:r>
-        <w:lastRenderedPageBreak/>
         <w:t xml:space="preserve"> </w:t>
       </w:r>
     </w:p>
@@ -1324,7 +1351,6 @@
         <w:tblCellMar>
           <w:top w:w="19" w:type="dxa"/>
           <w:left w:w="10" w:type="dxa"/>
-          <w:bottom w:w="0" w:type="dxa"/>
           <w:right w:w="115" w:type="dxa"/>
         </w:tblCellMar>
         <w:tblLook w:val="04A0" w:firstRow="1" w:lastRow="0" w:firstColumn="1" w:lastColumn="0" w:noHBand="0" w:noVBand="1"/>
@@ -1369,7 +1395,6 @@
               <w:tblCellMar>
                 <w:top w:w="38" w:type="dxa"/>
                 <w:left w:w="101" w:type="dxa"/>
-                <w:bottom w:w="0" w:type="dxa"/>
                 <w:right w:w="115" w:type="dxa"/>
               </w:tblCellMar>
               <w:tblLook w:val="04A0" w:firstRow="1" w:lastRow="0" w:firstColumn="1" w:lastColumn="0" w:noHBand="0" w:noVBand="1"/>
@@ -3105,6 +3130,7 @@
   <w:style w:type="character" w:default="1" w:styleId="DefaultParagraphFont">
     <w:name w:val="Default Paragraph Font"/>
     <w:uiPriority w:val="1"/>
+    <w:semiHidden/>
     <w:unhideWhenUsed/>
   </w:style>
   <w:style w:type="table" w:default="1" w:styleId="TableNormal">
@@ -3292,6 +3318,7 @@
       <w:numPr>
         <w:ilvl w:val="1"/>
       </w:numPr>
+      <w:ind w:left="317" w:hanging="10"/>
     </w:pPr>
     <w:rPr>
       <w:rFonts w:eastAsiaTheme="majorEastAsia" w:cstheme="majorBidi"/>
